--- a/document/UnifAI_Architecture_and_Features_Guide.docx
+++ b/document/UnifAI_Architecture_and_Features_Guide.docx
@@ -10957,6 +10957,1437 @@
           <w:sz w:val="20"/>
         </w:rPr>
         <w:t>A platform team safely tests an experimental new reasoning router with internal engineers before enabling it organization-wide.</w:t>
+      </w:r>
+    </w:p>
+    <w:p>
+      <w:pPr>
+        <w:keepNext/>
+        <w:spacing w:before="160" w:after="40"/>
+      </w:pPr>
+      <w:r>
+        <w:rPr>
+          <w:rFonts w:ascii="Segoe UI" w:hAnsi="Segoe UI"/>
+          <w:b/>
+          <w:color w:val="0F172A"/>
+          <w:sz w:val="22"/>
+        </w:rPr>
+        <w:t>Enterprise Outbound Proxy (/workspace/config/proxy)</w:t>
+      </w:r>
+    </w:p>
+    <w:p>
+      <w:pPr>
+        <w:spacing w:after="80" w:line="276" w:lineRule="auto"/>
+      </w:pPr>
+      <w:r>
+        <w:rPr>
+          <w:rFonts w:ascii="Segoe UI" w:hAnsi="Segoe UI"/>
+          <w:b/>
+          <w:color w:val="0F172A"/>
+          <w:sz w:val="20"/>
+        </w:rPr>
+        <w:t xml:space="preserve">Overview: </w:t>
+      </w:r>
+      <w:r>
+        <w:rPr>
+          <w:rFonts w:ascii="Segoe UI" w:hAnsi="Segoe UI"/>
+          <w:i w:val="0"/>
+          <w:color w:val="334155"/>
+          <w:sz w:val="20"/>
+        </w:rPr>
+        <w:t>Corporate forward and reverse proxy configuration routing outbound AI traffic through enterprise egress gateways.</w:t>
+      </w:r>
+    </w:p>
+    <w:p>
+      <w:pPr>
+        <w:spacing w:after="80" w:line="276" w:lineRule="auto"/>
+      </w:pPr>
+      <w:r>
+        <w:rPr>
+          <w:rFonts w:ascii="Segoe UI" w:hAnsi="Segoe UI"/>
+          <w:b/>
+          <w:color w:val="0F172A"/>
+          <w:sz w:val="20"/>
+        </w:rPr>
+        <w:t xml:space="preserve">Internal Architecture &amp; Mechanics: </w:t>
+      </w:r>
+      <w:r>
+        <w:rPr>
+          <w:rFonts w:ascii="Segoe UI" w:hAnsi="Segoe UI"/>
+          <w:i w:val="0"/>
+          <w:color w:val="334155"/>
+          <w:sz w:val="20"/>
+        </w:rPr>
+        <w:t>Located in 'ui/app/workspace/config/views/proxyView.tsx' and core transport. Enables UnifAI to route all outbound LLM API requests through corporate forward proxies (HTTP, HTTPS, SOCKS5, TCP). Supports basic proxy authentication, corporate bypass allowlists (CIDR / hostnames), and custom CA certificate bundles for SSL inspection.</w:t>
+      </w:r>
+    </w:p>
+    <w:p>
+      <w:pPr>
+        <w:pStyle w:val="ListBullet"/>
+        <w:spacing w:after="60" w:line="276" w:lineRule="auto"/>
+      </w:pPr>
+      <w:r>
+        <w:rPr>
+          <w:rFonts w:ascii="Segoe UI" w:hAnsi="Segoe UI"/>
+          <w:b/>
+          <w:color w:val="0F172A"/>
+          <w:sz w:val="20"/>
+        </w:rPr>
+        <w:t>Proxy Protocol:</w:t>
+      </w:r>
+      <w:r>
+        <w:rPr>
+          <w:rFonts w:ascii="Segoe UI" w:hAnsi="Segoe UI"/>
+          <w:color w:val="334155"/>
+          <w:sz w:val="20"/>
+        </w:rPr>
+        <w:t xml:space="preserve"> HTTP, HTTPS, SOCKS5, and TCP egress.</w:t>
+      </w:r>
+    </w:p>
+    <w:p>
+      <w:pPr>
+        <w:pStyle w:val="ListBullet"/>
+        <w:spacing w:after="60" w:line="276" w:lineRule="auto"/>
+      </w:pPr>
+      <w:r>
+        <w:rPr>
+          <w:rFonts w:ascii="Segoe UI" w:hAnsi="Segoe UI"/>
+          <w:b/>
+          <w:color w:val="0F172A"/>
+          <w:sz w:val="20"/>
+        </w:rPr>
+        <w:t>Authentication:</w:t>
+      </w:r>
+      <w:r>
+        <w:rPr>
+          <w:rFonts w:ascii="Segoe UI" w:hAnsi="Segoe UI"/>
+          <w:color w:val="334155"/>
+          <w:sz w:val="20"/>
+        </w:rPr>
+        <w:t xml:space="preserve"> Basic authentication (Username / Password) for proxy gateways.</w:t>
+      </w:r>
+    </w:p>
+    <w:p>
+      <w:pPr>
+        <w:pStyle w:val="ListBullet"/>
+        <w:spacing w:after="60" w:line="276" w:lineRule="auto"/>
+      </w:pPr>
+      <w:r>
+        <w:rPr>
+          <w:rFonts w:ascii="Segoe UI" w:hAnsi="Segoe UI"/>
+          <w:b/>
+          <w:color w:val="0F172A"/>
+          <w:sz w:val="20"/>
+        </w:rPr>
+        <w:t>No-Proxy Bypass List:</w:t>
+      </w:r>
+      <w:r>
+        <w:rPr>
+          <w:rFonts w:ascii="Segoe UI" w:hAnsi="Segoe UI"/>
+          <w:color w:val="334155"/>
+          <w:sz w:val="20"/>
+        </w:rPr>
+        <w:t xml:space="preserve"> Whitelist of hostnames and IP ranges (localhost, 127.0.0.1, internal VPCs) bypassing the proxy.</w:t>
+      </w:r>
+    </w:p>
+    <w:p>
+      <w:pPr>
+        <w:pStyle w:val="ListBullet"/>
+        <w:spacing w:after="60" w:line="276" w:lineRule="auto"/>
+      </w:pPr>
+      <w:r>
+        <w:rPr>
+          <w:rFonts w:ascii="Segoe UI" w:hAnsi="Segoe UI"/>
+          <w:b/>
+          <w:color w:val="0F172A"/>
+          <w:sz w:val="20"/>
+        </w:rPr>
+        <w:t>Custom CA Bundle:</w:t>
+      </w:r>
+      <w:r>
+        <w:rPr>
+          <w:rFonts w:ascii="Segoe UI" w:hAnsi="Segoe UI"/>
+          <w:color w:val="334155"/>
+          <w:sz w:val="20"/>
+        </w:rPr>
+        <w:t xml:space="preserve"> Enterprise root CA certificate upload for corporate SSL inspection proxies.</w:t>
+      </w:r>
+    </w:p>
+    <w:p>
+      <w:pPr>
+        <w:spacing w:after="80" w:line="276" w:lineRule="auto"/>
+      </w:pPr>
+      <w:r>
+        <w:rPr>
+          <w:rFonts w:ascii="Segoe UI" w:hAnsi="Segoe UI"/>
+          <w:b/>
+          <w:color w:val="0F172A"/>
+          <w:sz w:val="20"/>
+        </w:rPr>
+        <w:t xml:space="preserve">Module Interconnections: </w:t>
+      </w:r>
+      <w:r>
+        <w:rPr>
+          <w:rFonts w:ascii="Segoe UI" w:hAnsi="Segoe UI"/>
+          <w:i w:val="0"/>
+          <w:color w:val="334155"/>
+          <w:sz w:val="20"/>
+        </w:rPr>
+        <w:t>Wraps all outbound HTTP and WebSocket connections to Model Providers and external MCP servers.</w:t>
+      </w:r>
+    </w:p>
+    <w:p>
+      <w:pPr>
+        <w:spacing w:after="80" w:line="276" w:lineRule="auto"/>
+      </w:pPr>
+      <w:r>
+        <w:rPr>
+          <w:rFonts w:ascii="Segoe UI" w:hAnsi="Segoe UI"/>
+          <w:b/>
+          <w:color w:val="0F172A"/>
+          <w:sz w:val="20"/>
+        </w:rPr>
+        <w:t xml:space="preserve">Production Use Case: </w:t>
+      </w:r>
+      <w:r>
+        <w:rPr>
+          <w:rFonts w:ascii="Segoe UI" w:hAnsi="Segoe UI"/>
+          <w:i w:val="0"/>
+          <w:color w:val="334155"/>
+          <w:sz w:val="20"/>
+        </w:rPr>
+        <w:t>Enterprises in banking and defense require all external internet traffic to traverse corporate BlueCoat or Zscaler egress proxies.</w:t>
+      </w:r>
+    </w:p>
+    <w:p>
+      <w:pPr>
+        <w:keepNext/>
+        <w:spacing w:before="160" w:after="40"/>
+      </w:pPr>
+      <w:r>
+        <w:rPr>
+          <w:rFonts w:ascii="Segoe UI" w:hAnsi="Segoe UI"/>
+          <w:b/>
+          <w:color w:val="0F172A"/>
+          <w:sz w:val="22"/>
+        </w:rPr>
+        <w:t>Large Payload Streaming Engine (/workspace/config/large-payload)</w:t>
+      </w:r>
+    </w:p>
+    <w:p>
+      <w:pPr>
+        <w:spacing w:after="80" w:line="276" w:lineRule="auto"/>
+      </w:pPr>
+      <w:r>
+        <w:rPr>
+          <w:rFonts w:ascii="Segoe UI" w:hAnsi="Segoe UI"/>
+          <w:b/>
+          <w:color w:val="0F172A"/>
+          <w:sz w:val="20"/>
+        </w:rPr>
+        <w:t xml:space="preserve">Overview: </w:t>
+      </w:r>
+      <w:r>
+        <w:rPr>
+          <w:rFonts w:ascii="Segoe UI" w:hAnsi="Segoe UI"/>
+          <w:i w:val="0"/>
+          <w:color w:val="334155"/>
+          <w:sz w:val="20"/>
+        </w:rPr>
+        <w:t>Zero-memory direct streaming engine designed for massive multimodal outputs, audio files, and 100k+ token responses.</w:t>
+      </w:r>
+    </w:p>
+    <w:p>
+      <w:pPr>
+        <w:spacing w:after="80" w:line="276" w:lineRule="auto"/>
+      </w:pPr>
+      <w:r>
+        <w:rPr>
+          <w:rFonts w:ascii="Segoe UI" w:hAnsi="Segoe UI"/>
+          <w:b/>
+          <w:color w:val="0F172A"/>
+          <w:sz w:val="20"/>
+        </w:rPr>
+        <w:t xml:space="preserve">Internal Architecture &amp; Mechanics: </w:t>
+      </w:r>
+      <w:r>
+        <w:rPr>
+          <w:rFonts w:ascii="Segoe UI" w:hAnsi="Segoe UI"/>
+          <w:i w:val="0"/>
+          <w:color w:val="334155"/>
+          <w:sz w:val="20"/>
+        </w:rPr>
+        <w:t>Implemented in 'transports/unifai-http/integrations/utils.go' (tryStreamLargeResponse). Detects responses exceeding the memory buffer threshold and bypasses gateway memory allocations entirely, streaming chunked transfer encoding directly from the upstream provider to the client.</w:t>
+      </w:r>
+    </w:p>
+    <w:p>
+      <w:pPr>
+        <w:pStyle w:val="ListBullet"/>
+        <w:spacing w:after="60" w:line="276" w:lineRule="auto"/>
+      </w:pPr>
+      <w:r>
+        <w:rPr>
+          <w:rFonts w:ascii="Segoe UI" w:hAnsi="Segoe UI"/>
+          <w:b/>
+          <w:color w:val="0F172A"/>
+          <w:sz w:val="20"/>
+        </w:rPr>
+        <w:t>Payload Threshold Slider:</w:t>
+      </w:r>
+      <w:r>
+        <w:rPr>
+          <w:rFonts w:ascii="Segoe UI" w:hAnsi="Segoe UI"/>
+          <w:color w:val="334155"/>
+          <w:sz w:val="20"/>
+        </w:rPr>
+        <w:t xml:space="preserve"> Configures byte ceiling (e.g. 5MB) triggering large payload bypass.</w:t>
+      </w:r>
+    </w:p>
+    <w:p>
+      <w:pPr>
+        <w:pStyle w:val="ListBullet"/>
+        <w:spacing w:after="60" w:line="276" w:lineRule="auto"/>
+      </w:pPr>
+      <w:r>
+        <w:rPr>
+          <w:rFonts w:ascii="Segoe UI" w:hAnsi="Segoe UI"/>
+          <w:b/>
+          <w:color w:val="0F172A"/>
+          <w:sz w:val="20"/>
+        </w:rPr>
+        <w:t>Direct Pipe Streaming:</w:t>
+      </w:r>
+      <w:r>
+        <w:rPr>
+          <w:rFonts w:ascii="Segoe UI" w:hAnsi="Segoe UI"/>
+          <w:color w:val="334155"/>
+          <w:sz w:val="20"/>
+        </w:rPr>
+        <w:t xml:space="preserve"> Eliminates memory buffering to avoid out-of-memory crashes on massive generations.</w:t>
+      </w:r>
+    </w:p>
+    <w:p>
+      <w:pPr>
+        <w:pStyle w:val="ListBullet"/>
+        <w:spacing w:after="60" w:line="276" w:lineRule="auto"/>
+      </w:pPr>
+      <w:r>
+        <w:rPr>
+          <w:rFonts w:ascii="Segoe UI" w:hAnsi="Segoe UI"/>
+          <w:b/>
+          <w:color w:val="0F172A"/>
+          <w:sz w:val="20"/>
+        </w:rPr>
+        <w:t>Multimodal Asset Transfer:</w:t>
+      </w:r>
+      <w:r>
+        <w:rPr>
+          <w:rFonts w:ascii="Segoe UI" w:hAnsi="Segoe UI"/>
+          <w:color w:val="334155"/>
+          <w:sz w:val="20"/>
+        </w:rPr>
+        <w:t xml:space="preserve"> Optimized for high-resolution vision models, image generation, and audio synthesis.</w:t>
+      </w:r>
+    </w:p>
+    <w:p>
+      <w:pPr>
+        <w:spacing w:after="80" w:line="276" w:lineRule="auto"/>
+      </w:pPr>
+      <w:r>
+        <w:rPr>
+          <w:rFonts w:ascii="Segoe UI" w:hAnsi="Segoe UI"/>
+          <w:b/>
+          <w:color w:val="0F172A"/>
+          <w:sz w:val="20"/>
+        </w:rPr>
+        <w:t xml:space="preserve">Module Interconnections: </w:t>
+      </w:r>
+      <w:r>
+        <w:rPr>
+          <w:rFonts w:ascii="Segoe UI" w:hAnsi="Segoe UI"/>
+          <w:i w:val="0"/>
+          <w:color w:val="334155"/>
+          <w:sz w:val="20"/>
+        </w:rPr>
+        <w:t>Integrates directly with FastHTTP response writer pool and Upstream LLM Providers.</w:t>
+      </w:r>
+    </w:p>
+    <w:p>
+      <w:pPr>
+        <w:spacing w:after="80" w:line="276" w:lineRule="auto"/>
+      </w:pPr>
+      <w:r>
+        <w:rPr>
+          <w:rFonts w:ascii="Segoe UI" w:hAnsi="Segoe UI"/>
+          <w:b/>
+          <w:color w:val="0F172A"/>
+          <w:sz w:val="20"/>
+        </w:rPr>
+        <w:t xml:space="preserve">Production Use Case: </w:t>
+      </w:r>
+      <w:r>
+        <w:rPr>
+          <w:rFonts w:ascii="Segoe UI" w:hAnsi="Segoe UI"/>
+          <w:i w:val="0"/>
+          <w:color w:val="334155"/>
+          <w:sz w:val="20"/>
+        </w:rPr>
+        <w:t>Prevents gateway memory exhaustion when 1,000 concurrent clients download multi-megabyte audio or high-resolution image generation files.</w:t>
+      </w:r>
+    </w:p>
+    <w:p>
+      <w:pPr>
+        <w:keepNext/>
+        <w:spacing w:before="160" w:after="40"/>
+      </w:pPr>
+      <w:r>
+        <w:rPr>
+          <w:rFonts w:ascii="Segoe UI" w:hAnsi="Segoe UI"/>
+          <w:b/>
+          <w:color w:val="0F172A"/>
+          <w:sz w:val="22"/>
+        </w:rPr>
+        <w:t>Alert Channels (Enterprise Notifications) (/workspace/alert-channels)</w:t>
+      </w:r>
+    </w:p>
+    <w:p>
+      <w:pPr>
+        <w:spacing w:after="80" w:line="276" w:lineRule="auto"/>
+      </w:pPr>
+      <w:r>
+        <w:rPr>
+          <w:rFonts w:ascii="Segoe UI" w:hAnsi="Segoe UI"/>
+          <w:b/>
+          <w:color w:val="0F172A"/>
+          <w:sz w:val="20"/>
+        </w:rPr>
+        <w:t xml:space="preserve">Overview: </w:t>
+      </w:r>
+      <w:r>
+        <w:rPr>
+          <w:rFonts w:ascii="Segoe UI" w:hAnsi="Segoe UI"/>
+          <w:i w:val="0"/>
+          <w:color w:val="334155"/>
+          <w:sz w:val="20"/>
+        </w:rPr>
+        <w:t>Multi-channel automated alerting engine broadcasting budget thresholds, circuit breaker trips, and error spikes to enterprise ops tools.</w:t>
+      </w:r>
+    </w:p>
+    <w:p>
+      <w:pPr>
+        <w:spacing w:after="80" w:line="276" w:lineRule="auto"/>
+      </w:pPr>
+      <w:r>
+        <w:rPr>
+          <w:rFonts w:ascii="Segoe UI" w:hAnsi="Segoe UI"/>
+          <w:b/>
+          <w:color w:val="0F172A"/>
+          <w:sz w:val="20"/>
+        </w:rPr>
+        <w:t xml:space="preserve">Internal Architecture &amp; Mechanics: </w:t>
+      </w:r>
+      <w:r>
+        <w:rPr>
+          <w:rFonts w:ascii="Segoe UI" w:hAnsi="Segoe UI"/>
+          <w:i w:val="0"/>
+          <w:color w:val="334155"/>
+          <w:sz w:val="20"/>
+        </w:rPr>
+        <w:t>Implemented in '@enterprise/components/alert-channels/alertChannelsView'. Listens to internal event buses for budget exhaustion events, provider circuit breaker trips, and p95 latency spikes. Formats incident payloads and delivers them to Slack Webhooks, PagerDuty, Microsoft Teams, Discord, and Email.</w:t>
+      </w:r>
+    </w:p>
+    <w:p>
+      <w:pPr>
+        <w:pStyle w:val="ListBullet"/>
+        <w:spacing w:after="60" w:line="276" w:lineRule="auto"/>
+      </w:pPr>
+      <w:r>
+        <w:rPr>
+          <w:rFonts w:ascii="Segoe UI" w:hAnsi="Segoe UI"/>
+          <w:b/>
+          <w:color w:val="0F172A"/>
+          <w:sz w:val="20"/>
+        </w:rPr>
+        <w:t>Channel Connectors:</w:t>
+      </w:r>
+      <w:r>
+        <w:rPr>
+          <w:rFonts w:ascii="Segoe UI" w:hAnsi="Segoe UI"/>
+          <w:color w:val="334155"/>
+          <w:sz w:val="20"/>
+        </w:rPr>
+        <w:t xml:space="preserve"> Slack Webhooks, PagerDuty Incident API, Microsoft Teams, Email (SMTP), and Custom Webhooks.</w:t>
+      </w:r>
+    </w:p>
+    <w:p>
+      <w:pPr>
+        <w:pStyle w:val="ListBullet"/>
+        <w:spacing w:after="60" w:line="276" w:lineRule="auto"/>
+      </w:pPr>
+      <w:r>
+        <w:rPr>
+          <w:rFonts w:ascii="Segoe UI" w:hAnsi="Segoe UI"/>
+          <w:b/>
+          <w:color w:val="0F172A"/>
+          <w:sz w:val="20"/>
+        </w:rPr>
+        <w:t>Trigger Rules:</w:t>
+      </w:r>
+      <w:r>
+        <w:rPr>
+          <w:rFonts w:ascii="Segoe UI" w:hAnsi="Segoe UI"/>
+          <w:color w:val="334155"/>
+          <w:sz w:val="20"/>
+        </w:rPr>
+        <w:t xml:space="preserve"> Budget Warning (80% / 100% spend), Circuit Breaker Trip, Error Spike (&gt;5% 5xx), Rate Limit Throttle.</w:t>
+      </w:r>
+    </w:p>
+    <w:p>
+      <w:pPr>
+        <w:pStyle w:val="ListBullet"/>
+        <w:spacing w:after="60" w:line="276" w:lineRule="auto"/>
+      </w:pPr>
+      <w:r>
+        <w:rPr>
+          <w:rFonts w:ascii="Segoe UI" w:hAnsi="Segoe UI"/>
+          <w:b/>
+          <w:color w:val="0F172A"/>
+          <w:sz w:val="20"/>
+        </w:rPr>
+        <w:t>Notification Throttling:</w:t>
+      </w:r>
+      <w:r>
+        <w:rPr>
+          <w:rFonts w:ascii="Segoe UI" w:hAnsi="Segoe UI"/>
+          <w:color w:val="334155"/>
+          <w:sz w:val="20"/>
+        </w:rPr>
+        <w:t xml:space="preserve"> Configurable cooldown windows preventing alert storms during major outages.</w:t>
+      </w:r>
+    </w:p>
+    <w:p>
+      <w:pPr>
+        <w:spacing w:after="80" w:line="276" w:lineRule="auto"/>
+      </w:pPr>
+      <w:r>
+        <w:rPr>
+          <w:rFonts w:ascii="Segoe UI" w:hAnsi="Segoe UI"/>
+          <w:b/>
+          <w:color w:val="0F172A"/>
+          <w:sz w:val="20"/>
+        </w:rPr>
+        <w:t xml:space="preserve">Module Interconnections: </w:t>
+      </w:r>
+      <w:r>
+        <w:rPr>
+          <w:rFonts w:ascii="Segoe UI" w:hAnsi="Segoe UI"/>
+          <w:i w:val="0"/>
+          <w:color w:val="334155"/>
+          <w:sz w:val="20"/>
+        </w:rPr>
+        <w:t>Receives alert signals from Budgets &amp; Limits, Circuit Breaker, and Observability.</w:t>
+      </w:r>
+    </w:p>
+    <w:p>
+      <w:pPr>
+        <w:spacing w:after="80" w:line="276" w:lineRule="auto"/>
+      </w:pPr>
+      <w:r>
+        <w:rPr>
+          <w:rFonts w:ascii="Segoe UI" w:hAnsi="Segoe UI"/>
+          <w:b/>
+          <w:color w:val="0F172A"/>
+          <w:sz w:val="20"/>
+        </w:rPr>
+        <w:t xml:space="preserve">Production Use Case: </w:t>
+      </w:r>
+      <w:r>
+        <w:rPr>
+          <w:rFonts w:ascii="Segoe UI" w:hAnsi="Segoe UI"/>
+          <w:i w:val="0"/>
+          <w:color w:val="334155"/>
+          <w:sz w:val="20"/>
+        </w:rPr>
+        <w:t>When OpenAI goes down and the Circuit Breaker trips to Claude, an immediate alert is dispatched to the DevOps Slack channel and PagerDuty.</w:t>
+      </w:r>
+    </w:p>
+    <w:p>
+      <w:pPr>
+        <w:keepNext/>
+        <w:spacing w:before="160" w:after="40"/>
+      </w:pPr>
+      <w:r>
+        <w:rPr>
+          <w:rFonts w:ascii="Segoe UI" w:hAnsi="Segoe UI"/>
+          <w:b/>
+          <w:color w:val="0F172A"/>
+          <w:sz w:val="22"/>
+        </w:rPr>
+        <w:t>MCP Authentication Config &amp; Credential Vault (/workspace/mcp-auth-config)</w:t>
+      </w:r>
+    </w:p>
+    <w:p>
+      <w:pPr>
+        <w:spacing w:after="80" w:line="276" w:lineRule="auto"/>
+      </w:pPr>
+      <w:r>
+        <w:rPr>
+          <w:rFonts w:ascii="Segoe UI" w:hAnsi="Segoe UI"/>
+          <w:b/>
+          <w:color w:val="0F172A"/>
+          <w:sz w:val="20"/>
+        </w:rPr>
+        <w:t xml:space="preserve">Overview: </w:t>
+      </w:r>
+      <w:r>
+        <w:rPr>
+          <w:rFonts w:ascii="Segoe UI" w:hAnsi="Segoe UI"/>
+          <w:i w:val="0"/>
+          <w:color w:val="334155"/>
+          <w:sz w:val="20"/>
+        </w:rPr>
+        <w:t>Centralized credential vault managing per-user headers, API keys, and OAuth client credentials for external MCP servers.</w:t>
+      </w:r>
+    </w:p>
+    <w:p>
+      <w:pPr>
+        <w:spacing w:after="80" w:line="276" w:lineRule="auto"/>
+      </w:pPr>
+      <w:r>
+        <w:rPr>
+          <w:rFonts w:ascii="Segoe UI" w:hAnsi="Segoe UI"/>
+          <w:b/>
+          <w:color w:val="0F172A"/>
+          <w:sz w:val="20"/>
+        </w:rPr>
+        <w:t xml:space="preserve">Internal Architecture &amp; Mechanics: </w:t>
+      </w:r>
+      <w:r>
+        <w:rPr>
+          <w:rFonts w:ascii="Segoe UI" w:hAnsi="Segoe UI"/>
+          <w:i w:val="0"/>
+          <w:color w:val="334155"/>
+          <w:sz w:val="20"/>
+        </w:rPr>
+        <w:t>Located in 'core/mcp/credstore'. Stores and resolves authentication credentials for MCP servers. Supports static API keys, per-user HTTP headers, and dynamic OAuth 2.0 client secrets with AES-256-GCM encryption.</w:t>
+      </w:r>
+    </w:p>
+    <w:p>
+      <w:pPr>
+        <w:pStyle w:val="ListBullet"/>
+        <w:spacing w:after="60" w:line="276" w:lineRule="auto"/>
+      </w:pPr>
+      <w:r>
+        <w:rPr>
+          <w:rFonts w:ascii="Segoe UI" w:hAnsi="Segoe UI"/>
+          <w:b/>
+          <w:color w:val="0F172A"/>
+          <w:sz w:val="20"/>
+        </w:rPr>
+        <w:t>Auth Mode Selector:</w:t>
+      </w:r>
+      <w:r>
+        <w:rPr>
+          <w:rFonts w:ascii="Segoe UI" w:hAnsi="Segoe UI"/>
+          <w:color w:val="334155"/>
+          <w:sz w:val="20"/>
+        </w:rPr>
+        <w:t xml:space="preserve"> Static API Key, Per-User Headers, or OAuth 2.0 PKCE.</w:t>
+      </w:r>
+    </w:p>
+    <w:p>
+      <w:pPr>
+        <w:pStyle w:val="ListBullet"/>
+        <w:spacing w:after="60" w:line="276" w:lineRule="auto"/>
+      </w:pPr>
+      <w:r>
+        <w:rPr>
+          <w:rFonts w:ascii="Segoe UI" w:hAnsi="Segoe UI"/>
+          <w:b/>
+          <w:color w:val="0F172A"/>
+          <w:sz w:val="20"/>
+        </w:rPr>
+        <w:t>Header Mapping:</w:t>
+      </w:r>
+      <w:r>
+        <w:rPr>
+          <w:rFonts w:ascii="Segoe UI" w:hAnsi="Segoe UI"/>
+          <w:color w:val="334155"/>
+          <w:sz w:val="20"/>
+        </w:rPr>
+        <w:t xml:space="preserve"> Maps client request headers to tool execution headers.</w:t>
+      </w:r>
+    </w:p>
+    <w:p>
+      <w:pPr>
+        <w:pStyle w:val="ListBullet"/>
+        <w:spacing w:after="60" w:line="276" w:lineRule="auto"/>
+      </w:pPr>
+      <w:r>
+        <w:rPr>
+          <w:rFonts w:ascii="Segoe UI" w:hAnsi="Segoe UI"/>
+          <w:b/>
+          <w:color w:val="0F172A"/>
+          <w:sz w:val="20"/>
+        </w:rPr>
+        <w:t>Encrypted Vault:</w:t>
+      </w:r>
+      <w:r>
+        <w:rPr>
+          <w:rFonts w:ascii="Segoe UI" w:hAnsi="Segoe UI"/>
+          <w:color w:val="334155"/>
+          <w:sz w:val="20"/>
+        </w:rPr>
+        <w:t xml:space="preserve"> Hardware-grade encryption for third-party service tokens.</w:t>
+      </w:r>
+    </w:p>
+    <w:p>
+      <w:pPr>
+        <w:spacing w:after="80" w:line="276" w:lineRule="auto"/>
+      </w:pPr>
+      <w:r>
+        <w:rPr>
+          <w:rFonts w:ascii="Segoe UI" w:hAnsi="Segoe UI"/>
+          <w:b/>
+          <w:color w:val="0F172A"/>
+          <w:sz w:val="20"/>
+        </w:rPr>
+        <w:t xml:space="preserve">Module Interconnections: </w:t>
+      </w:r>
+      <w:r>
+        <w:rPr>
+          <w:rFonts w:ascii="Segoe UI" w:hAnsi="Segoe UI"/>
+          <w:i w:val="0"/>
+          <w:color w:val="334155"/>
+          <w:sz w:val="20"/>
+        </w:rPr>
+        <w:t>Supplies authorized credentials to MCP Catalog, Tool Groups, and Auth Sessions.</w:t>
+      </w:r>
+    </w:p>
+    <w:p>
+      <w:pPr>
+        <w:spacing w:after="80" w:line="276" w:lineRule="auto"/>
+      </w:pPr>
+      <w:r>
+        <w:rPr>
+          <w:rFonts w:ascii="Segoe UI" w:hAnsi="Segoe UI"/>
+          <w:b/>
+          <w:color w:val="0F172A"/>
+          <w:sz w:val="20"/>
+        </w:rPr>
+        <w:t xml:space="preserve">Production Use Case: </w:t>
+      </w:r>
+      <w:r>
+        <w:rPr>
+          <w:rFonts w:ascii="Segoe UI" w:hAnsi="Segoe UI"/>
+          <w:i w:val="0"/>
+          <w:color w:val="334155"/>
+          <w:sz w:val="20"/>
+        </w:rPr>
+        <w:t>Enables an AI agent to authenticate with internal Jira and GitHub enterprise servers using dynamic corporate service accounts.</w:t>
+      </w:r>
+    </w:p>
+    <w:p>
+      <w:pPr>
+        <w:keepNext/>
+        <w:spacing w:before="160" w:after="40"/>
+      </w:pPr>
+      <w:r>
+        <w:rPr>
+          <w:rFonts w:ascii="Segoe UI" w:hAnsi="Segoe UI"/>
+          <w:b/>
+          <w:color w:val="0F172A"/>
+          <w:sz w:val="22"/>
+        </w:rPr>
+        <w:t>Starlark Sandboxed Code Mode (core/mcp/codemode/starlark)</w:t>
+      </w:r>
+    </w:p>
+    <w:p>
+      <w:pPr>
+        <w:spacing w:after="80" w:line="276" w:lineRule="auto"/>
+      </w:pPr>
+      <w:r>
+        <w:rPr>
+          <w:rFonts w:ascii="Segoe UI" w:hAnsi="Segoe UI"/>
+          <w:b/>
+          <w:color w:val="0F172A"/>
+          <w:sz w:val="20"/>
+        </w:rPr>
+        <w:t xml:space="preserve">Overview: </w:t>
+      </w:r>
+      <w:r>
+        <w:rPr>
+          <w:rFonts w:ascii="Segoe UI" w:hAnsi="Segoe UI"/>
+          <w:i w:val="0"/>
+          <w:color w:val="334155"/>
+          <w:sz w:val="20"/>
+        </w:rPr>
+        <w:t>Embedded Python-like sandboxed execution engine enabling AI agents to run multi-tool workflows and data transformations in-memory.</w:t>
+      </w:r>
+    </w:p>
+    <w:p>
+      <w:pPr>
+        <w:spacing w:after="80" w:line="276" w:lineRule="auto"/>
+      </w:pPr>
+      <w:r>
+        <w:rPr>
+          <w:rFonts w:ascii="Segoe UI" w:hAnsi="Segoe UI"/>
+          <w:b/>
+          <w:color w:val="0F172A"/>
+          <w:sz w:val="20"/>
+        </w:rPr>
+        <w:t xml:space="preserve">Internal Architecture &amp; Mechanics: </w:t>
+      </w:r>
+      <w:r>
+        <w:rPr>
+          <w:rFonts w:ascii="Segoe UI" w:hAnsi="Segoe UI"/>
+          <w:i w:val="0"/>
+          <w:color w:val="334155"/>
+          <w:sz w:val="20"/>
+        </w:rPr>
+        <w:t>Implemented in 'core/mcp/codemode/starlark'. Leverages Google Starlark (the deterministic language behind Bazel). Agents generate Starlark code to orchestrate multiple tools, perform mathematical calculations, and transform data in a secure, memory-isolated sandbox without executing untrusted OS commands.</w:t>
+      </w:r>
+    </w:p>
+    <w:p>
+      <w:pPr>
+        <w:pStyle w:val="ListBullet"/>
+        <w:spacing w:after="60" w:line="276" w:lineRule="auto"/>
+      </w:pPr>
+      <w:r>
+        <w:rPr>
+          <w:rFonts w:ascii="Segoe UI" w:hAnsi="Segoe UI"/>
+          <w:b/>
+          <w:color w:val="0F172A"/>
+          <w:sz w:val="20"/>
+        </w:rPr>
+        <w:t>Deterministic Sandbox:</w:t>
+      </w:r>
+      <w:r>
+        <w:rPr>
+          <w:rFonts w:ascii="Segoe UI" w:hAnsi="Segoe UI"/>
+          <w:color w:val="334155"/>
+          <w:sz w:val="20"/>
+        </w:rPr>
+        <w:t xml:space="preserve"> Non-Turing complete runtime preventing infinite loops and filesystem access.</w:t>
+      </w:r>
+    </w:p>
+    <w:p>
+      <w:pPr>
+        <w:pStyle w:val="ListBullet"/>
+        <w:spacing w:after="60" w:line="276" w:lineRule="auto"/>
+      </w:pPr>
+      <w:r>
+        <w:rPr>
+          <w:rFonts w:ascii="Segoe UI" w:hAnsi="Segoe UI"/>
+          <w:b/>
+          <w:color w:val="0F172A"/>
+          <w:sz w:val="20"/>
+        </w:rPr>
+        <w:t>Tool Binding Interface:</w:t>
+      </w:r>
+      <w:r>
+        <w:rPr>
+          <w:rFonts w:ascii="Segoe UI" w:hAnsi="Segoe UI"/>
+          <w:color w:val="334155"/>
+          <w:sz w:val="20"/>
+        </w:rPr>
+        <w:t xml:space="preserve"> Exposes registered MCP tools as native Starlark functions.</w:t>
+      </w:r>
+    </w:p>
+    <w:p>
+      <w:pPr>
+        <w:pStyle w:val="ListBullet"/>
+        <w:spacing w:after="60" w:line="276" w:lineRule="auto"/>
+      </w:pPr>
+      <w:r>
+        <w:rPr>
+          <w:rFonts w:ascii="Segoe UI" w:hAnsi="Segoe UI"/>
+          <w:b/>
+          <w:color w:val="0F172A"/>
+          <w:sz w:val="20"/>
+        </w:rPr>
+        <w:t>In-Memory Execution:</w:t>
+      </w:r>
+      <w:r>
+        <w:rPr>
+          <w:rFonts w:ascii="Segoe UI" w:hAnsi="Segoe UI"/>
+          <w:color w:val="334155"/>
+          <w:sz w:val="20"/>
+        </w:rPr>
+        <w:t xml:space="preserve"> Zero network latency between multi-step tool calls.</w:t>
+      </w:r>
+    </w:p>
+    <w:p>
+      <w:pPr>
+        <w:spacing w:after="80" w:line="276" w:lineRule="auto"/>
+      </w:pPr>
+      <w:r>
+        <w:rPr>
+          <w:rFonts w:ascii="Segoe UI" w:hAnsi="Segoe UI"/>
+          <w:b/>
+          <w:color w:val="0F172A"/>
+          <w:sz w:val="20"/>
+        </w:rPr>
+        <w:t xml:space="preserve">Module Interconnections: </w:t>
+      </w:r>
+      <w:r>
+        <w:rPr>
+          <w:rFonts w:ascii="Segoe UI" w:hAnsi="Segoe UI"/>
+          <w:i w:val="0"/>
+          <w:color w:val="334155"/>
+          <w:sz w:val="20"/>
+        </w:rPr>
+        <w:t>Integrates directly into MCP Gateway and Tool Groups.</w:t>
+      </w:r>
+    </w:p>
+    <w:p>
+      <w:pPr>
+        <w:spacing w:after="80" w:line="276" w:lineRule="auto"/>
+      </w:pPr>
+      <w:r>
+        <w:rPr>
+          <w:rFonts w:ascii="Segoe UI" w:hAnsi="Segoe UI"/>
+          <w:b/>
+          <w:color w:val="0F172A"/>
+          <w:sz w:val="20"/>
+        </w:rPr>
+        <w:t xml:space="preserve">Production Use Case: </w:t>
+      </w:r>
+      <w:r>
+        <w:rPr>
+          <w:rFonts w:ascii="Segoe UI" w:hAnsi="Segoe UI"/>
+          <w:i w:val="0"/>
+          <w:color w:val="334155"/>
+          <w:sz w:val="20"/>
+        </w:rPr>
+        <w:t>An autonomous data science agent queries a SQL database, filters 10,000 rows, and calculates summary statistics in-memory in under 50ms.</w:t>
+      </w:r>
+    </w:p>
+    <w:p>
+      <w:pPr>
+        <w:keepNext/>
+        <w:spacing w:before="160" w:after="40"/>
+      </w:pPr>
+      <w:r>
+        <w:rPr>
+          <w:rFonts w:ascii="Segoe UI" w:hAnsi="Segoe UI"/>
+          <w:b/>
+          <w:color w:val="0F172A"/>
+          <w:sz w:val="22"/>
+        </w:rPr>
+        <w:t>Hardware Secrets Vault &amp; Envelope Encryption (core/schemas/vault.go)</w:t>
+      </w:r>
+    </w:p>
+    <w:p>
+      <w:pPr>
+        <w:spacing w:after="80" w:line="276" w:lineRule="auto"/>
+      </w:pPr>
+      <w:r>
+        <w:rPr>
+          <w:rFonts w:ascii="Segoe UI" w:hAnsi="Segoe UI"/>
+          <w:b/>
+          <w:color w:val="0F172A"/>
+          <w:sz w:val="20"/>
+        </w:rPr>
+        <w:t xml:space="preserve">Overview: </w:t>
+      </w:r>
+      <w:r>
+        <w:rPr>
+          <w:rFonts w:ascii="Segoe UI" w:hAnsi="Segoe UI"/>
+          <w:i w:val="0"/>
+          <w:color w:val="334155"/>
+          <w:sz w:val="20"/>
+        </w:rPr>
+        <w:t>Cryptographic envelope encryption vault securing all stored provider API keys, virtual keys, and credentials at rest.</w:t>
+      </w:r>
+    </w:p>
+    <w:p>
+      <w:pPr>
+        <w:spacing w:after="80" w:line="276" w:lineRule="auto"/>
+      </w:pPr>
+      <w:r>
+        <w:rPr>
+          <w:rFonts w:ascii="Segoe UI" w:hAnsi="Segoe UI"/>
+          <w:b/>
+          <w:color w:val="0F172A"/>
+          <w:sz w:val="20"/>
+        </w:rPr>
+        <w:t xml:space="preserve">Internal Architecture &amp; Mechanics: </w:t>
+      </w:r>
+      <w:r>
+        <w:rPr>
+          <w:rFonts w:ascii="Segoe UI" w:hAnsi="Segoe UI"/>
+          <w:i w:val="0"/>
+          <w:color w:val="334155"/>
+          <w:sz w:val="20"/>
+        </w:rPr>
+        <w:t>Located in 'core/schemas/vault.go'. Employs AES-256-GCM authenticated encryption. Every secret is encrypted with a unique Data Encryption Key (DEK), which is in turn encrypted with a Master Key (KEK) stored in AWS KMS, Google Cloud KMS, HashiCorp Vault, or Infisical.</w:t>
+      </w:r>
+    </w:p>
+    <w:p>
+      <w:pPr>
+        <w:pStyle w:val="ListBullet"/>
+        <w:spacing w:after="60" w:line="276" w:lineRule="auto"/>
+      </w:pPr>
+      <w:r>
+        <w:rPr>
+          <w:rFonts w:ascii="Segoe UI" w:hAnsi="Segoe UI"/>
+          <w:b/>
+          <w:color w:val="0F172A"/>
+          <w:sz w:val="20"/>
+        </w:rPr>
+        <w:t>AES-256-GCM Encryption:</w:t>
+      </w:r>
+      <w:r>
+        <w:rPr>
+          <w:rFonts w:ascii="Segoe UI" w:hAnsi="Segoe UI"/>
+          <w:color w:val="334155"/>
+          <w:sz w:val="20"/>
+        </w:rPr>
+        <w:t xml:space="preserve"> Authenticated cipher preventing tampering and eavesdropping.</w:t>
+      </w:r>
+    </w:p>
+    <w:p>
+      <w:pPr>
+        <w:pStyle w:val="ListBullet"/>
+        <w:spacing w:after="60" w:line="276" w:lineRule="auto"/>
+      </w:pPr>
+      <w:r>
+        <w:rPr>
+          <w:rFonts w:ascii="Segoe UI" w:hAnsi="Segoe UI"/>
+          <w:b/>
+          <w:color w:val="0F172A"/>
+          <w:sz w:val="20"/>
+        </w:rPr>
+        <w:t>Envelope Encryption:</w:t>
+      </w:r>
+      <w:r>
+        <w:rPr>
+          <w:rFonts w:ascii="Segoe UI" w:hAnsi="Segoe UI"/>
+          <w:color w:val="334155"/>
+          <w:sz w:val="20"/>
+        </w:rPr>
+        <w:t xml:space="preserve"> Multi-tier key hierarchy (Master Key / Data Keys).</w:t>
+      </w:r>
+    </w:p>
+    <w:p>
+      <w:pPr>
+        <w:pStyle w:val="ListBullet"/>
+        <w:spacing w:after="60" w:line="276" w:lineRule="auto"/>
+      </w:pPr>
+      <w:r>
+        <w:rPr>
+          <w:rFonts w:ascii="Segoe UI" w:hAnsi="Segoe UI"/>
+          <w:b/>
+          <w:color w:val="0F172A"/>
+          <w:sz w:val="20"/>
+        </w:rPr>
+        <w:t>KMS Integration:</w:t>
+      </w:r>
+      <w:r>
+        <w:rPr>
+          <w:rFonts w:ascii="Segoe UI" w:hAnsi="Segoe UI"/>
+          <w:color w:val="334155"/>
+          <w:sz w:val="20"/>
+        </w:rPr>
+        <w:t xml:space="preserve"> Seamless integration with AWS KMS, Google Cloud KMS, and Infisical.</w:t>
+      </w:r>
+    </w:p>
+    <w:p>
+      <w:pPr>
+        <w:spacing w:after="80" w:line="276" w:lineRule="auto"/>
+      </w:pPr>
+      <w:r>
+        <w:rPr>
+          <w:rFonts w:ascii="Segoe UI" w:hAnsi="Segoe UI"/>
+          <w:b/>
+          <w:color w:val="0F172A"/>
+          <w:sz w:val="20"/>
+        </w:rPr>
+        <w:t xml:space="preserve">Module Interconnections: </w:t>
+      </w:r>
+      <w:r>
+        <w:rPr>
+          <w:rFonts w:ascii="Segoe UI" w:hAnsi="Segoe UI"/>
+          <w:i w:val="0"/>
+          <w:color w:val="334155"/>
+          <w:sz w:val="20"/>
+        </w:rPr>
+        <w:t>Protects secrets across Model Providers, Virtual Keys, and MCP Gateway.</w:t>
+      </w:r>
+    </w:p>
+    <w:p>
+      <w:pPr>
+        <w:spacing w:after="80" w:line="276" w:lineRule="auto"/>
+      </w:pPr>
+      <w:r>
+        <w:rPr>
+          <w:rFonts w:ascii="Segoe UI" w:hAnsi="Segoe UI"/>
+          <w:b/>
+          <w:color w:val="0F172A"/>
+          <w:sz w:val="20"/>
+        </w:rPr>
+        <w:t xml:space="preserve">Production Use Case: </w:t>
+      </w:r>
+      <w:r>
+        <w:rPr>
+          <w:rFonts w:ascii="Segoe UI" w:hAnsi="Segoe UI"/>
+          <w:i w:val="0"/>
+          <w:color w:val="334155"/>
+          <w:sz w:val="20"/>
+        </w:rPr>
+        <w:t>Guarantees that even if the PostgreSQL database backup is stolen, all OpenAI and Anthropic provider keys remain mathematically unreadable.</w:t>
+      </w:r>
+    </w:p>
+    <w:p>
+      <w:pPr>
+        <w:keepNext/>
+        <w:spacing w:before="160" w:after="40"/>
+      </w:pPr>
+      <w:r>
+        <w:rPr>
+          <w:rFonts w:ascii="Segoe UI" w:hAnsi="Segoe UI"/>
+          <w:b/>
+          <w:color w:val="0F172A"/>
+          <w:sz w:val="22"/>
+        </w:rPr>
+        <w:t>Key Load Balancer &amp; Key Pool Filtering (framework/loadbalancer)</w:t>
+      </w:r>
+    </w:p>
+    <w:p>
+      <w:pPr>
+        <w:spacing w:after="80" w:line="276" w:lineRule="auto"/>
+      </w:pPr>
+      <w:r>
+        <w:rPr>
+          <w:rFonts w:ascii="Segoe UI" w:hAnsi="Segoe UI"/>
+          <w:b/>
+          <w:color w:val="0F172A"/>
+          <w:sz w:val="20"/>
+        </w:rPr>
+        <w:t xml:space="preserve">Overview: </w:t>
+      </w:r>
+      <w:r>
+        <w:rPr>
+          <w:rFonts w:ascii="Segoe UI" w:hAnsi="Segoe UI"/>
+          <w:i w:val="0"/>
+          <w:color w:val="334155"/>
+          <w:sz w:val="20"/>
+        </w:rPr>
+        <w:t>Advanced multi-key load balancing engine distributing traffic across credential pools with session stickiness.</w:t>
+      </w:r>
+    </w:p>
+    <w:p>
+      <w:pPr>
+        <w:spacing w:after="80" w:line="276" w:lineRule="auto"/>
+      </w:pPr>
+      <w:r>
+        <w:rPr>
+          <w:rFonts w:ascii="Segoe UI" w:hAnsi="Segoe UI"/>
+          <w:b/>
+          <w:color w:val="0F172A"/>
+          <w:sz w:val="20"/>
+        </w:rPr>
+        <w:t xml:space="preserve">Internal Architecture &amp; Mechanics: </w:t>
+      </w:r>
+      <w:r>
+        <w:rPr>
+          <w:rFonts w:ascii="Segoe UI" w:hAnsi="Segoe UI"/>
+          <w:i w:val="0"/>
+          <w:color w:val="334155"/>
+          <w:sz w:val="20"/>
+        </w:rPr>
+        <w:t>Implemented in 'framework/loadbalancer' and 'core/keyselectors'. Supports Round-Robin, Weighted Distribution, and Priority Failover across multiple provider keys. Integrates with Redis KVStore for session stickiness, pinning multi-turn conversations to the same key or GPU node.</w:t>
+      </w:r>
+    </w:p>
+    <w:p>
+      <w:pPr>
+        <w:pStyle w:val="ListBullet"/>
+        <w:spacing w:after="60" w:line="276" w:lineRule="auto"/>
+      </w:pPr>
+      <w:r>
+        <w:rPr>
+          <w:rFonts w:ascii="Segoe UI" w:hAnsi="Segoe UI"/>
+          <w:b/>
+          <w:color w:val="0F172A"/>
+          <w:sz w:val="20"/>
+        </w:rPr>
+        <w:t>Balancing Strategies:</w:t>
+      </w:r>
+      <w:r>
+        <w:rPr>
+          <w:rFonts w:ascii="Segoe UI" w:hAnsi="Segoe UI"/>
+          <w:color w:val="334155"/>
+          <w:sz w:val="20"/>
+        </w:rPr>
+        <w:t xml:space="preserve"> Round-Robin, Weighted Ratios, Priority Tiers, and Least-Connections.</w:t>
+      </w:r>
+    </w:p>
+    <w:p>
+      <w:pPr>
+        <w:pStyle w:val="ListBullet"/>
+        <w:spacing w:after="60" w:line="276" w:lineRule="auto"/>
+      </w:pPr>
+      <w:r>
+        <w:rPr>
+          <w:rFonts w:ascii="Segoe UI" w:hAnsi="Segoe UI"/>
+          <w:b/>
+          <w:color w:val="0F172A"/>
+          <w:sz w:val="20"/>
+        </w:rPr>
+        <w:t>Session Stickiness:</w:t>
+      </w:r>
+      <w:r>
+        <w:rPr>
+          <w:rFonts w:ascii="Segoe UI" w:hAnsi="Segoe UI"/>
+          <w:color w:val="334155"/>
+          <w:sz w:val="20"/>
+        </w:rPr>
+        <w:t xml:space="preserve"> Binds conversational sessions (via x-uf-session-id) to the same upstream deployment.</w:t>
+      </w:r>
+    </w:p>
+    <w:p>
+      <w:pPr>
+        <w:pStyle w:val="ListBullet"/>
+        <w:spacing w:after="60" w:line="276" w:lineRule="auto"/>
+      </w:pPr>
+      <w:r>
+        <w:rPr>
+          <w:rFonts w:ascii="Segoe UI" w:hAnsi="Segoe UI"/>
+          <w:b/>
+          <w:color w:val="0F172A"/>
+          <w:sz w:val="20"/>
+        </w:rPr>
+        <w:t>Key Pool Filters:</w:t>
+      </w:r>
+      <w:r>
+        <w:rPr>
+          <w:rFonts w:ascii="Segoe UI" w:hAnsi="Segoe UI"/>
+          <w:color w:val="334155"/>
+          <w:sz w:val="20"/>
+        </w:rPr>
+        <w:t xml:space="preserve"> Custom hooks (keyPoolFilter) to dynamically disqualify degraded or rate-limited keys.</w:t>
+      </w:r>
+    </w:p>
+    <w:p>
+      <w:pPr>
+        <w:spacing w:after="80" w:line="276" w:lineRule="auto"/>
+      </w:pPr>
+      <w:r>
+        <w:rPr>
+          <w:rFonts w:ascii="Segoe UI" w:hAnsi="Segoe UI"/>
+          <w:b/>
+          <w:color w:val="0F172A"/>
+          <w:sz w:val="20"/>
+        </w:rPr>
+        <w:t xml:space="preserve">Module Interconnections: </w:t>
+      </w:r>
+      <w:r>
+        <w:rPr>
+          <w:rFonts w:ascii="Segoe UI" w:hAnsi="Segoe UI"/>
+          <w:i w:val="0"/>
+          <w:color w:val="334155"/>
+          <w:sz w:val="20"/>
+        </w:rPr>
+        <w:t>Operates inside the Models and Model Providers dispatch pipeline.</w:t>
+      </w:r>
+    </w:p>
+    <w:p>
+      <w:pPr>
+        <w:spacing w:after="80" w:line="276" w:lineRule="auto"/>
+      </w:pPr>
+      <w:r>
+        <w:rPr>
+          <w:rFonts w:ascii="Segoe UI" w:hAnsi="Segoe UI"/>
+          <w:b/>
+          <w:color w:val="0F172A"/>
+          <w:sz w:val="20"/>
+        </w:rPr>
+        <w:t xml:space="preserve">Production Use Case: </w:t>
+      </w:r>
+      <w:r>
+        <w:rPr>
+          <w:rFonts w:ascii="Segoe UI" w:hAnsi="Segoe UI"/>
+          <w:i w:val="0"/>
+          <w:color w:val="334155"/>
+          <w:sz w:val="20"/>
+        </w:rPr>
+        <w:t>Distributes 100,000 RPM evenly across 10 Azure OpenAI deployments in different geographic regions with automatic failover.</w:t>
+      </w:r>
+    </w:p>
+    <w:p>
+      <w:pPr>
+        <w:keepNext/>
+        <w:spacing w:before="160" w:after="40"/>
+      </w:pPr>
+      <w:r>
+        <w:rPr>
+          <w:rFonts w:ascii="Segoe UI" w:hAnsi="Segoe UI"/>
+          <w:b/>
+          <w:color w:val="0F172A"/>
+          <w:sz w:val="22"/>
+        </w:rPr>
+        <w:t>Realtime Audio &amp; Voice Gateway (core/schemas/realtime.go)</w:t>
+      </w:r>
+    </w:p>
+    <w:p>
+      <w:pPr>
+        <w:spacing w:after="80" w:line="276" w:lineRule="auto"/>
+      </w:pPr>
+      <w:r>
+        <w:rPr>
+          <w:rFonts w:ascii="Segoe UI" w:hAnsi="Segoe UI"/>
+          <w:b/>
+          <w:color w:val="0F172A"/>
+          <w:sz w:val="20"/>
+        </w:rPr>
+        <w:t xml:space="preserve">Overview: </w:t>
+      </w:r>
+      <w:r>
+        <w:rPr>
+          <w:rFonts w:ascii="Segoe UI" w:hAnsi="Segoe UI"/>
+          <w:i w:val="0"/>
+          <w:color w:val="334155"/>
+          <w:sz w:val="20"/>
+        </w:rPr>
+        <w:t>Bidirectional WebRTC and WebSocket streaming gateway supporting ultra-low latency conversational voice AI.</w:t>
+      </w:r>
+    </w:p>
+    <w:p>
+      <w:pPr>
+        <w:spacing w:after="80" w:line="276" w:lineRule="auto"/>
+      </w:pPr>
+      <w:r>
+        <w:rPr>
+          <w:rFonts w:ascii="Segoe UI" w:hAnsi="Segoe UI"/>
+          <w:b/>
+          <w:color w:val="0F172A"/>
+          <w:sz w:val="20"/>
+        </w:rPr>
+        <w:t xml:space="preserve">Internal Architecture &amp; Mechanics: </w:t>
+      </w:r>
+      <w:r>
+        <w:rPr>
+          <w:rFonts w:ascii="Segoe UI" w:hAnsi="Segoe UI"/>
+          <w:i w:val="0"/>
+          <w:color w:val="334155"/>
+          <w:sz w:val="20"/>
+        </w:rPr>
+        <w:t>Located in 'core/schemas/realtime.go'. Bridges client WebRTC and WebSocket voice connections to upstream providers (e.g. OpenAI Realtime API). Manages full-duplex audio chunking (PCM16, G.711, Opus), Voice Activity Detection (VAD), and automated speech-to-speech protocol normalization.</w:t>
+      </w:r>
+    </w:p>
+    <w:p>
+      <w:pPr>
+        <w:pStyle w:val="ListBullet"/>
+        <w:spacing w:after="60" w:line="276" w:lineRule="auto"/>
+      </w:pPr>
+      <w:r>
+        <w:rPr>
+          <w:rFonts w:ascii="Segoe UI" w:hAnsi="Segoe UI"/>
+          <w:b/>
+          <w:color w:val="0F172A"/>
+          <w:sz w:val="20"/>
+        </w:rPr>
+        <w:t>Full-Duplex Audio Streaming:</w:t>
+      </w:r>
+      <w:r>
+        <w:rPr>
+          <w:rFonts w:ascii="Segoe UI" w:hAnsi="Segoe UI"/>
+          <w:color w:val="334155"/>
+          <w:sz w:val="20"/>
+        </w:rPr>
+        <w:t xml:space="preserve"> Sub-300ms voice conversational latency.</w:t>
+      </w:r>
+    </w:p>
+    <w:p>
+      <w:pPr>
+        <w:pStyle w:val="ListBullet"/>
+        <w:spacing w:after="60" w:line="276" w:lineRule="auto"/>
+      </w:pPr>
+      <w:r>
+        <w:rPr>
+          <w:rFonts w:ascii="Segoe UI" w:hAnsi="Segoe UI"/>
+          <w:b/>
+          <w:color w:val="0F172A"/>
+          <w:sz w:val="20"/>
+        </w:rPr>
+        <w:t>Protocol Normalization:</w:t>
+      </w:r>
+      <w:r>
+        <w:rPr>
+          <w:rFonts w:ascii="Segoe UI" w:hAnsi="Segoe UI"/>
+          <w:color w:val="334155"/>
+          <w:sz w:val="20"/>
+        </w:rPr>
+        <w:t xml:space="preserve"> Bidirectional audio frame translation across voice providers.</w:t>
+      </w:r>
+    </w:p>
+    <w:p>
+      <w:pPr>
+        <w:pStyle w:val="ListBullet"/>
+        <w:spacing w:after="60" w:line="276" w:lineRule="auto"/>
+      </w:pPr>
+      <w:r>
+        <w:rPr>
+          <w:rFonts w:ascii="Segoe UI" w:hAnsi="Segoe UI"/>
+          <w:b/>
+          <w:color w:val="0F172A"/>
+          <w:sz w:val="20"/>
+        </w:rPr>
+        <w:t>Voice Activity Detection (VAD):</w:t>
+      </w:r>
+      <w:r>
+        <w:rPr>
+          <w:rFonts w:ascii="Segoe UI" w:hAnsi="Segoe UI"/>
+          <w:color w:val="334155"/>
+          <w:sz w:val="20"/>
+        </w:rPr>
+        <w:t xml:space="preserve"> Server-side speech interruption and turn-taking detection.</w:t>
+      </w:r>
+    </w:p>
+    <w:p>
+      <w:pPr>
+        <w:spacing w:after="80" w:line="276" w:lineRule="auto"/>
+      </w:pPr>
+      <w:r>
+        <w:rPr>
+          <w:rFonts w:ascii="Segoe UI" w:hAnsi="Segoe UI"/>
+          <w:b/>
+          <w:color w:val="0F172A"/>
+          <w:sz w:val="20"/>
+        </w:rPr>
+        <w:t xml:space="preserve">Module Interconnections: </w:t>
+      </w:r>
+      <w:r>
+        <w:rPr>
+          <w:rFonts w:ascii="Segoe UI" w:hAnsi="Segoe UI"/>
+          <w:i w:val="0"/>
+          <w:color w:val="334155"/>
+          <w:sz w:val="20"/>
+        </w:rPr>
+        <w:t>Connects clients to Voice-enabled Model Providers and logs audio tokens in LLM Logs.</w:t>
+      </w:r>
+    </w:p>
+    <w:p>
+      <w:pPr>
+        <w:spacing w:after="80" w:line="276" w:lineRule="auto"/>
+      </w:pPr>
+      <w:r>
+        <w:rPr>
+          <w:rFonts w:ascii="Segoe UI" w:hAnsi="Segoe UI"/>
+          <w:b/>
+          <w:color w:val="0F172A"/>
+          <w:sz w:val="20"/>
+        </w:rPr>
+        <w:t xml:space="preserve">Production Use Case: </w:t>
+      </w:r>
+      <w:r>
+        <w:rPr>
+          <w:rFonts w:ascii="Segoe UI" w:hAnsi="Segoe UI"/>
+          <w:i w:val="0"/>
+          <w:color w:val="334155"/>
+          <w:sz w:val="20"/>
+        </w:rPr>
+        <w:t>Powers customer service interactive voice response (IVR) phone bots with natural human-like voice conversational speed.</w:t>
       </w:r>
     </w:p>
     <w:p>
